--- a/Backend/Director_Disclosure/Output_Disclosures/2024-25/ADANI_RENEWABLE_ENERGY_HOLDING_FIVE_LIMITED/DIR-8/DIR8_Bimal_Agarwal_10220194.docx
+++ b/Backend/Director_Disclosure/Output_Disclosures/2024-25/ADANI_RENEWABLE_ENERGY_HOLDING_FIVE_LIMITED/DIR-8/DIR8_Bimal_Agarwal_10220194.docx
@@ -189,7 +189,7 @@
           <w:b w:val="0"/>
           <w:sz w:val="23"/>
         </w:rPr>
-        <w:t>I, Bimal Agarwal, son/daughter of Mr. Mr. Ramesh Agarwal, resident of _____________________________________________, India hereby give notice that I am/was a Director in the following companies during the last three years:-</w:t>
+        <w:t>I, BIMAL AGARWAL, son/daughter of Mr. Mr. Ramesh Agarwal, resident of _____________________________________________, India hereby give notice that I am/was a Director in the following companies during the last three years:-</w:t>
       </w:r>
     </w:p>
     <w:p>
@@ -410,7 +410,7 @@
                 <w:b w:val="0"/>
                 <w:sz w:val="23"/>
               </w:rPr>
-              <w:t>ADANI RENEWABLE ENERGY FIFTY TWO LIMITED</w:t>
+              <w:t>ADANI RENEWABLE ENERGY FIFTY FOUR LIMITED</w:t>
             </w:r>
           </w:p>
         </w:tc>
@@ -480,7 +480,7 @@
                 <w:b w:val="0"/>
                 <w:sz w:val="23"/>
               </w:rPr>
-              <w:t>ADANI RENEWABLE ENERGY FIFTY FOUR LIMITED</w:t>
+              <w:t>ADANI RENEWABLE ENERGY FIFTY TWO LIMITED</w:t>
             </w:r>
           </w:p>
         </w:tc>
@@ -760,76 +760,6 @@
                 <w:b w:val="0"/>
                 <w:sz w:val="23"/>
               </w:rPr>
-              <w:t>ADANI GREEN ENERGY TWENTY FIVE A LIMITED</w:t>
-            </w:r>
-          </w:p>
-        </w:tc>
-        <w:tc>
-          <w:tcPr>
-            <w:tcW w:type="dxa" w:w="2610"/>
-          </w:tcPr>
-          <w:p>
-            <w:pPr>
-              <w:spacing w:after="0"/>
-              <w:jc w:val="center"/>
-            </w:pPr>
-            <w:r>
-              <w:rPr>
-                <w:rFonts w:ascii="Adani" w:hAnsi="Adani" w:eastAsia="Adani" w:cs="Adani"/>
-                <w:b w:val="0"/>
-                <w:sz w:val="23"/>
-              </w:rPr>
-              <w:t>05/02/2025</w:t>
-            </w:r>
-          </w:p>
-        </w:tc>
-        <w:tc>
-          <w:tcPr>
-            <w:tcW w:type="dxa" w:w="2250"/>
-          </w:tcPr>
-          <w:p>
-            <w:pPr>
-              <w:spacing w:after="0"/>
-              <w:jc w:val="center"/>
-            </w:pPr>
-          </w:p>
-        </w:tc>
-      </w:tr>
-      <w:tr>
-        <w:tc>
-          <w:tcPr>
-            <w:tcW w:type="dxa" w:w="636"/>
-          </w:tcPr>
-          <w:p>
-            <w:pPr>
-              <w:spacing w:after="0"/>
-              <w:ind w:left="360"/>
-            </w:pPr>
-            <w:r>
-              <w:rPr>
-                <w:rFonts w:ascii="Adani" w:hAnsi="Adani" w:eastAsia="Adani" w:cs="Adani"/>
-                <w:b w:val="0"/>
-                <w:sz w:val="23"/>
-              </w:rPr>
-              <w:t>8</w:t>
-            </w:r>
-          </w:p>
-        </w:tc>
-        <w:tc>
-          <w:tcPr>
-            <w:tcW w:type="dxa" w:w="3864"/>
-          </w:tcPr>
-          <w:p>
-            <w:pPr>
-              <w:spacing w:after="0"/>
-              <w:jc w:val="both"/>
-            </w:pPr>
-            <w:r>
-              <w:rPr>
-                <w:rFonts w:ascii="Adani" w:hAnsi="Adani" w:eastAsia="Adani" w:cs="Adani"/>
-                <w:b w:val="0"/>
-                <w:sz w:val="23"/>
-              </w:rPr>
               <w:t>ADANI RENEWABLE ENERGY FIFTEEN LIMITED</w:t>
             </w:r>
           </w:p>
@@ -881,7 +811,7 @@
                 <w:b w:val="0"/>
                 <w:sz w:val="23"/>
               </w:rPr>
-              <w:t>9</w:t>
+              <w:t>8</w:t>
             </w:r>
           </w:p>
         </w:tc>
@@ -951,7 +881,7 @@
                 <w:b w:val="0"/>
                 <w:sz w:val="23"/>
               </w:rPr>
-              <w:t>10</w:t>
+              <w:t>9</w:t>
             </w:r>
           </w:p>
         </w:tc>
@@ -1021,7 +951,7 @@
                 <w:b w:val="0"/>
                 <w:sz w:val="23"/>
               </w:rPr>
-              <w:t>11</w:t>
+              <w:t>10</w:t>
             </w:r>
           </w:p>
         </w:tc>
@@ -1091,77 +1021,7 @@
                 <w:b w:val="0"/>
                 <w:sz w:val="23"/>
               </w:rPr>
-              <w:t>12</w:t>
-            </w:r>
-          </w:p>
-        </w:tc>
-        <w:tc>
-          <w:tcPr>
-            <w:tcW w:type="dxa" w:w="3864"/>
-          </w:tcPr>
-          <w:p>
-            <w:pPr>
-              <w:spacing w:after="0"/>
-              <w:jc w:val="both"/>
-            </w:pPr>
-            <w:r>
-              <w:rPr>
-                <w:rFonts w:ascii="Adani" w:hAnsi="Adani" w:eastAsia="Adani" w:cs="Adani"/>
-                <w:b w:val="0"/>
-                <w:sz w:val="23"/>
-              </w:rPr>
-              <w:t>ADANI RENEWABLE ENERGY HOLDING FIVE LIMITED</w:t>
-            </w:r>
-          </w:p>
-        </w:tc>
-        <w:tc>
-          <w:tcPr>
-            <w:tcW w:type="dxa" w:w="2610"/>
-          </w:tcPr>
-          <w:p>
-            <w:pPr>
-              <w:spacing w:after="0"/>
-              <w:jc w:val="center"/>
-            </w:pPr>
-            <w:r>
-              <w:rPr>
-                <w:rFonts w:ascii="Adani" w:hAnsi="Adani" w:eastAsia="Adani" w:cs="Adani"/>
-                <w:b w:val="0"/>
-                <w:sz w:val="23"/>
-              </w:rPr>
-              <w:t>30/06/2023</w:t>
-            </w:r>
-          </w:p>
-        </w:tc>
-        <w:tc>
-          <w:tcPr>
-            <w:tcW w:type="dxa" w:w="2250"/>
-          </w:tcPr>
-          <w:p>
-            <w:pPr>
-              <w:spacing w:after="0"/>
-              <w:jc w:val="center"/>
-            </w:pPr>
-          </w:p>
-        </w:tc>
-      </w:tr>
-      <w:tr>
-        <w:tc>
-          <w:tcPr>
-            <w:tcW w:type="dxa" w:w="636"/>
-          </w:tcPr>
-          <w:p>
-            <w:pPr>
-              <w:spacing w:after="0"/>
-              <w:ind w:left="360"/>
-            </w:pPr>
-            <w:r>
-              <w:rPr>
-                <w:rFonts w:ascii="Adani" w:hAnsi="Adani" w:eastAsia="Adani" w:cs="Adani"/>
-                <w:b w:val="0"/>
-                <w:sz w:val="23"/>
-              </w:rPr>
-              <w:t>13</w:t>
+              <w:t>11</w:t>
             </w:r>
           </w:p>
         </w:tc>
@@ -1271,7 +1131,7 @@
         </w:rPr>
         <w:t xml:space="preserve">Name           </w:t>
         <w:tab/>
-        <w:t xml:space="preserve">:  Bimal Agarwal</w:t>
+        <w:t xml:space="preserve">:  BIMAL AGARWAL</w:t>
       </w:r>
     </w:p>
     <w:p>
@@ -1315,7 +1175,7 @@
           <w:b w:val="0"/>
           <w:sz w:val="23"/>
         </w:rPr>
-        <w:t xml:space="preserve">Date: 04th May, 2026</w:t>
+        <w:t xml:space="preserve">Date: 15th May, 2026</w:t>
         <w:tab/>
       </w:r>
     </w:p>
